--- a/backend/plantillas/docx/03_mtps_acta_comparecencia.docx
+++ b/backend/plantillas/docx/03_mtps_acta_comparecencia.docx
@@ -2,6 +2,16 @@
 <file path=word/document.xml><?xml version="1.0" encoding="utf-8"?>
 <w:document xmlns:w="http://schemas.openxmlformats.org/wordprocessingml/2006/main">
   <w:body>
+    <w:p>
+      <w:r>
+        <w:t xml:space="preserve">[Expedientes OJ — tramitador] tipo_documento_oj: mtps_acta_comparecencia | roles sugeridos al firmar: parte_actora, representante_demandada, inspectora_trabajo</w:t>
+      </w:r>
+    </w:p>
+    <w:p>
+      <w:r>
+        <w:t xml:space="preserve"/>
+      </w:r>
+    </w:p>
     <w:p>
       <w:r>
         <w:t xml:space="preserve">PLANTILLA — Acta de comparecencia / audiencia / agotamiento vía administrativa</w:t>
